--- a/downloads/BeginnerGuide/UsingCharts/output.docx
+++ b/downloads/BeginnerGuide/UsingCharts/output.docx
@@ -1,6 +1,6 @@
 
 <file path=word/document.xml><?xml version="1.0" encoding="utf-8"?>
-<w:document xmlns:wpc="http://schemas.microsoft.com/office/word/2010/wordprocessingCanvas" xmlns:cx="http://schemas.microsoft.com/office/drawing/2014/chartex" xmlns:cx1="http://schemas.microsoft.com/office/drawing/2015/9/8/chartex" xmlns:cx2="http://schemas.microsoft.com/office/drawing/2015/10/21/chartex" xmlns:cx3="http://schemas.microsoft.com/office/drawing/2016/5/9/chartex" xmlns:cx4="http://schemas.microsoft.com/office/drawing/2016/5/10/chartex" xmlns:cx5="http://schemas.microsoft.com/office/drawing/2016/5/11/chartex" xmlns:cx6="http://schemas.microsoft.com/office/drawing/2016/5/12/chartex" xmlns:cx7="http://schemas.microsoft.com/office/drawing/2016/5/13/chartex" xmlns:cx8="http://schemas.microsoft.com/office/drawing/2016/5/14/chartex" xmlns:mc="http://schemas.openxmlformats.org/markup-compatibility/2006" xmlns:aink="http://schemas.microsoft.com/office/drawing/2016/ink" xmlns:am3d="http://schemas.microsoft.com/office/drawing/2017/model3d" xmlns:o="urn:schemas-microsoft-com:office:office" xmlns:r="http://schemas.openxmlformats.org/officeDocument/2006/relationships" xmlns:m="http://schemas.openxmlformats.org/officeDocument/2006/math" xmlns:v="urn:schemas-microsoft-com:vml" xmlns:wp14="http://schemas.microsoft.com/office/word/2010/wordprocessingDrawing" xmlns:wp="http://schemas.openxmlformats.org/drawingml/2006/wordprocessingDrawing" xmlns:w10="urn:schemas-microsoft-com:office:word" xmlns:w="http://schemas.openxmlformats.org/wordprocessingml/2006/main" xmlns:w14="http://schemas.microsoft.com/office/word/2010/wordml" xmlns:w15="http://schemas.microsoft.com/office/word/2012/wordml" xmlns:w16cex="http://schemas.microsoft.com/office/word/2018/wordml/cex" xmlns:w16cid="http://schemas.microsoft.com/office/word/2016/wordml/cid" xmlns:w16="http://schemas.microsoft.com/office/word/2018/wordml" xmlns:w16sdtdh="http://schemas.microsoft.com/office/word/2020/wordml/sdtdatahash" xmlns:w16se="http://schemas.microsoft.com/office/word/2015/wordml/symex" xmlns:wpg="http://schemas.microsoft.com/office/word/2010/wordprocessingGroup" xmlns:wpi="http://schemas.microsoft.com/office/word/2010/wordprocessingInk" xmlns:wne="http://schemas.microsoft.com/office/word/2006/wordml" xmlns:wps="http://schemas.microsoft.com/office/word/2010/wordprocessingShape" mc:Ignorable="w14 w15 w16se w16cid w16 w16cex w16sdtdh wp14">
+<w:document xmlns:wpc="http://schemas.microsoft.com/office/word/2010/wordprocessingCanvas" xmlns:cx="http://schemas.microsoft.com/office/drawing/2014/chartex" xmlns:cx1="http://schemas.microsoft.com/office/drawing/2015/9/8/chartex" xmlns:cx2="http://schemas.microsoft.com/office/drawing/2015/10/21/chartex" xmlns:cx3="http://schemas.microsoft.com/office/drawing/2016/5/9/chartex" xmlns:cx4="http://schemas.microsoft.com/office/drawing/2016/5/10/chartex" xmlns:cx5="http://schemas.microsoft.com/office/drawing/2016/5/11/chartex" xmlns:cx6="http://schemas.microsoft.com/office/drawing/2016/5/12/chartex" xmlns:cx7="http://schemas.microsoft.com/office/drawing/2016/5/13/chartex" xmlns:cx8="http://schemas.microsoft.com/office/drawing/2016/5/14/chartex" xmlns:mc="http://schemas.openxmlformats.org/markup-compatibility/2006" xmlns:aink="http://schemas.microsoft.com/office/drawing/2016/ink" xmlns:am3d="http://schemas.microsoft.com/office/drawing/2017/model3d" xmlns:o="urn:schemas-microsoft-com:office:office" xmlns:oel="http://schemas.microsoft.com/office/2019/extlst" xmlns:r="http://schemas.openxmlformats.org/officeDocument/2006/relationships" xmlns:m="http://schemas.openxmlformats.org/officeDocument/2006/math" xmlns:v="urn:schemas-microsoft-com:vml" xmlns:wp14="http://schemas.microsoft.com/office/word/2010/wordprocessingDrawing" xmlns:wp="http://schemas.openxmlformats.org/drawingml/2006/wordprocessingDrawing" xmlns:w10="urn:schemas-microsoft-com:office:word" xmlns:w="http://schemas.openxmlformats.org/wordprocessingml/2006/main" xmlns:w14="http://schemas.microsoft.com/office/word/2010/wordml" xmlns:w15="http://schemas.microsoft.com/office/word/2012/wordml" xmlns:w16cex="http://schemas.microsoft.com/office/word/2018/wordml/cex" xmlns:w16cid="http://schemas.microsoft.com/office/word/2016/wordml/cid" xmlns:w16="http://schemas.microsoft.com/office/word/2018/wordml" xmlns:w16du="http://schemas.microsoft.com/office/word/2023/wordml/word16du" xmlns:w16sdtdh="http://schemas.microsoft.com/office/word/2020/wordml/sdtdatahash" xmlns:w16sdtfl="http://schemas.microsoft.com/office/word/2024/wordml/sdtformatlock" xmlns:w16se="http://schemas.microsoft.com/office/word/2015/wordml/symex" xmlns:wpg="http://schemas.microsoft.com/office/word/2010/wordprocessingGroup" xmlns:wpi="http://schemas.microsoft.com/office/word/2010/wordprocessingInk" xmlns:wne="http://schemas.microsoft.com/office/word/2006/wordml" xmlns:wps="http://schemas.microsoft.com/office/word/2010/wordprocessingShape" mc:Ignorable="w14 w15 w16se w16cid w16 w16cex w16sdtdh w16sdtfl w16du wp14">
   <w:body>
     <w:p>
       <w:r>
@@ -8,7 +8,7 @@
           <w:noProof/>
         </w:rPr>
         <w:drawing>
-          <wp:inline distT="0" distB="0" distL="0" distR="0">
+          <wp:inline distT="0" distB="0" distL="0" distR="0" wp14:anchorId="0537D393" wp14:editId="49BC5B95">
             <wp:extent cx="4189095" cy="781050"/>
             <wp:effectExtent l="0" t="0" r="0" b="0"/>
             <wp:docPr id="2" name="Picture 2"/>
@@ -66,7 +66,7 @@
           <wp:inline distB="0" distL="0" distR="0" distT="0">
             <wp:extent cx="5486400" cy="3200400"/>
             <wp:effectExtent b="0" l="0" r="0" t="0"/>
-            <wp:docPr id="791" name="Chart 1"/>
+            <wp:docPr id="745" name="Chart 1"/>
             <wp:cNvGraphicFramePr/>
             <a:graphic xmlns:a="http://schemas.openxmlformats.org/drawingml/2006/main">
               <a:graphicData uri="http://schemas.openxmlformats.org/drawingml/2006/chart">
@@ -89,7 +89,7 @@
           <wp:inline distB="0" distL="0" distR="0" distT="0">
             <wp:extent cx="5486400" cy="3200400"/>
             <wp:effectExtent b="0" l="0" r="0" t="0"/>
-            <wp:docPr id="8417" name="Chart 1"/>
+            <wp:docPr id="894" name="Chart 1"/>
             <wp:cNvGraphicFramePr/>
             <a:graphic xmlns:a="http://schemas.openxmlformats.org/drawingml/2006/main">
               <a:graphicData uri="http://schemas.openxmlformats.org/drawingml/2006/chart">
@@ -112,7 +112,7 @@
           <wp:inline distB="0" distL="0" distR="0" distT="0">
             <wp:extent cx="5486400" cy="3200400"/>
             <wp:effectExtent b="0" l="0" r="0" t="0"/>
-            <wp:docPr id="9746" name="Chart 1"/>
+            <wp:docPr id="9119" name="Chart 1"/>
             <wp:cNvGraphicFramePr/>
             <a:graphic xmlns:a="http://schemas.openxmlformats.org/drawingml/2006/main">
               <a:graphicData uri="http://schemas.openxmlformats.org/drawingml/2006/chart">
@@ -135,7 +135,7 @@
           <wp:inline distB="0" distL="0" distR="0" distT="0">
             <wp:extent cx="5486400" cy="3200400"/>
             <wp:effectExtent b="0" l="0" r="0" t="0"/>
-            <wp:docPr id="1090" name="Chart 1"/>
+            <wp:docPr id="10134" name="Chart 1"/>
             <wp:cNvGraphicFramePr/>
             <a:graphic xmlns:a="http://schemas.openxmlformats.org/drawingml/2006/main">
               <a:graphicData uri="http://schemas.openxmlformats.org/drawingml/2006/chart">
@@ -158,7 +158,7 @@
           <wp:inline distB="0" distL="0" distR="0" distT="0">
             <wp:extent cx="5486400" cy="3200400"/>
             <wp:effectExtent b="0" l="0" r="0" t="0"/>
-            <wp:docPr id="11430" name="Chart 1"/>
+            <wp:docPr id="11152" name="Chart 1"/>
             <wp:cNvGraphicFramePr/>
             <a:graphic xmlns:a="http://schemas.openxmlformats.org/drawingml/2006/main">
               <a:graphicData uri="http://schemas.openxmlformats.org/drawingml/2006/chart">
@@ -181,7 +181,7 @@
           <wp:inline distB="0" distL="0" distR="0" distT="0">
             <wp:extent cx="5486400" cy="3200400"/>
             <wp:effectExtent b="0" l="0" r="0" t="0"/>
-            <wp:docPr id="12759" name="Chart 1"/>
+            <wp:docPr id="12167" name="Chart 1"/>
             <wp:cNvGraphicFramePr/>
             <a:graphic xmlns:a="http://schemas.openxmlformats.org/drawingml/2006/main">
               <a:graphicData uri="http://schemas.openxmlformats.org/drawingml/2006/chart">
@@ -192,7 +192,50 @@
         </w:drawing>
       </w:r>
     </w:p>
-    <w:p/>
+    <w:p>
+      <w:r>
+        <w:t xml:space="preserve">LineStacked </w:t>
+      </w:r>
+    </w:p>
+    <w:p>
+      <w:r>
+        <w:drawing>
+          <wp:inline distB="0" distL="0" distR="0" distT="0">
+            <wp:extent cx="5486400" cy="3200400"/>
+            <wp:effectExtent b="0" l="0" r="0" t="0"/>
+            <wp:docPr id="13177" name="Chart 1"/>
+            <wp:cNvGraphicFramePr/>
+            <a:graphic xmlns:a="http://schemas.openxmlformats.org/drawingml/2006/main">
+              <a:graphicData uri="http://schemas.openxmlformats.org/drawingml/2006/chart">
+                <c:chart xmlns:c="http://schemas.openxmlformats.org/drawingml/2006/chart" xmlns:r="http://schemas.openxmlformats.org/officeDocument/2006/relationships" r:id="rId13"/>
+              </a:graphicData>
+            </a:graphic>
+          </wp:inline>
+        </w:drawing>
+      </w:r>
+    </w:p>
+    <w:p>
+      <w:r>
+        <w:t xml:space="preserve">AreaStacked</w:t>
+      </w:r>
+    </w:p>
+    <w:p>
+      <w:r>
+        <w:drawing>
+          <wp:inline distB="0" distL="0" distR="0" distT="0">
+            <wp:extent cx="5486400" cy="3200400"/>
+            <wp:effectExtent b="0" l="0" r="0" t="0"/>
+            <wp:docPr id="14188" name="Chart 1"/>
+            <wp:cNvGraphicFramePr/>
+            <a:graphic xmlns:a="http://schemas.openxmlformats.org/drawingml/2006/main">
+              <a:graphicData uri="http://schemas.openxmlformats.org/drawingml/2006/chart">
+                <c:chart xmlns:c="http://schemas.openxmlformats.org/drawingml/2006/chart" xmlns:r="http://schemas.openxmlformats.org/officeDocument/2006/relationships" r:id="rId14"/>
+              </a:graphicData>
+            </a:graphic>
+          </wp:inline>
+        </w:drawing>
+      </w:r>
+    </w:p>
     <w:p/>
     <w:sectPr>
       <w:pgSz w:w="12240" w:h="15840"/>
@@ -205,13 +248,13 @@
 </file>
 
 <file path=word/styles.xml><?xml version="1.0" encoding="utf-8"?>
-<w:styles xmlns:mc="http://schemas.openxmlformats.org/markup-compatibility/2006" xmlns:r="http://schemas.openxmlformats.org/officeDocument/2006/relationships" xmlns:w="http://schemas.openxmlformats.org/wordprocessingml/2006/main" xmlns:w14="http://schemas.microsoft.com/office/word/2010/wordml" xmlns:w15="http://schemas.microsoft.com/office/word/2012/wordml" xmlns:w16cex="http://schemas.microsoft.com/office/word/2018/wordml/cex" xmlns:w16cid="http://schemas.microsoft.com/office/word/2016/wordml/cid" xmlns:w16="http://schemas.microsoft.com/office/word/2018/wordml" xmlns:w16sdtdh="http://schemas.microsoft.com/office/word/2020/wordml/sdtdatahash" xmlns:w16se="http://schemas.microsoft.com/office/word/2015/wordml/symex" mc:Ignorable="w14 w15 w16se w16cid w16 w16cex w16sdtdh">
+<w:styles xmlns:mc="http://schemas.openxmlformats.org/markup-compatibility/2006" xmlns:r="http://schemas.openxmlformats.org/officeDocument/2006/relationships" xmlns:w="http://schemas.openxmlformats.org/wordprocessingml/2006/main" xmlns:w14="http://schemas.microsoft.com/office/word/2010/wordml" xmlns:w15="http://schemas.microsoft.com/office/word/2012/wordml" xmlns:w16cex="http://schemas.microsoft.com/office/word/2018/wordml/cex" xmlns:w16cid="http://schemas.microsoft.com/office/word/2016/wordml/cid" xmlns:w16="http://schemas.microsoft.com/office/word/2018/wordml" xmlns:w16du="http://schemas.microsoft.com/office/word/2023/wordml/word16du" xmlns:w16sdtdh="http://schemas.microsoft.com/office/word/2020/wordml/sdtdatahash" xmlns:w16sdtfl="http://schemas.microsoft.com/office/word/2024/wordml/sdtformatlock" xmlns:w16se="http://schemas.microsoft.com/office/word/2015/wordml/symex" mc:Ignorable="w14 w15 w16se w16cid w16 w16cex w16sdtdh w16sdtfl w16du">
   <w:docDefaults>
     <w:rPrDefault>
       <w:rPr>
         <w:rFonts w:asciiTheme="minorHAnsi" w:eastAsiaTheme="minorHAnsi" w:hAnsiTheme="minorHAnsi" w:cstheme="minorBidi"/>
         <w:sz w:val="22"/>
-        <w:lang w:val="en-US" w:eastAsia="en-US" w:bidi="ne-NP"/>
+        <w:lang w:val="undefined" w:eastAsia="undefined" w:bidi="ne-NP"/>
       </w:rPr>
     </w:rPrDefault>
     <w:pPrDefault>
@@ -788,15 +831,6 @@
         <c:marker val="1"/>
         <c:axId val="142309248"/>
         <c:axId val="142310784"/>
-        <c:dLbls>
-          <c:dLblPos val="ctr"/>
-          <c:showLegendKey val="0"/>
-          <c:showVal val="0"/>
-          <c:showCatName val="0"/>
-          <c:showSerName val="0"/>
-          <c:showPercent val="0"/>
-          <c:showBubbleSize val="0"/>
-        </c:dLbls>
       </c:lineChart>
       <c:catAx>
         <c:axId val="142309248"/>
@@ -811,7 +845,7 @@
           <a:lstStyle/>
           <a:p>
             <a:pPr>
-              <a:defRPr sz="800"/>
+              <a:defRPr b="0" sz="800"/>
             </a:pPr>
             <a:endParaRPr lang="en-US"/>
           </a:p>
@@ -830,14 +864,14 @@
         </c:scaling>
         <c:axPos val="l"/>
         <c:majorGridlines/>
-        <c:numFmt formatCode="General" sourceLinked="1"/>
+        <c:numFmt formatCode="General" sourceLinked="0"/>
         <c:tickLblPos val="nextTo"/>
         <c:txPr>
           <a:bodyPr/>
           <a:lstStyle/>
           <a:p>
             <a:pPr>
-              <a:defRPr sz="600"/>
+              <a:defRPr b="0" sz="600"/>
             </a:pPr>
             <a:endParaRPr lang="en-US"/>
           </a:p>
@@ -1010,15 +1044,7 @@
         <c:marker val="1"/>
         <c:axId val="142309248"/>
         <c:axId val="142310784"/>
-        <c:dLbls>
-          <c:dLblPos val="ctr"/>
-          <c:showLegendKey val="0"/>
-          <c:showVal val="0"/>
-          <c:showCatName val="0"/>
-          <c:showSerName val="0"/>
-          <c:showPercent val="0"/>
-          <c:showBubbleSize val="0"/>
-        </c:dLbls>
+        <c:gapWidth val="75"/>
       </c:barChart>
       <c:catAx>
         <c:axId val="142309248"/>
@@ -1033,7 +1059,7 @@
           <a:lstStyle/>
           <a:p>
             <a:pPr>
-              <a:defRPr sz="800"/>
+              <a:defRPr b="0" sz="800"/>
             </a:pPr>
             <a:endParaRPr lang="en-US"/>
           </a:p>
@@ -1052,14 +1078,14 @@
         </c:scaling>
         <c:axPos val="l"/>
         <c:majorGridlines/>
-        <c:numFmt formatCode="General" sourceLinked="1"/>
+        <c:numFmt formatCode="General" sourceLinked="0"/>
         <c:tickLblPos val="nextTo"/>
         <c:txPr>
           <a:bodyPr/>
           <a:lstStyle/>
           <a:p>
             <a:pPr>
-              <a:defRPr sz="600"/>
+              <a:defRPr b="0" sz="600"/>
             </a:pPr>
             <a:endParaRPr lang="en-US"/>
           </a:p>
@@ -1107,6 +1133,15 @@
               </c:strCache>
             </c:strRef>
           </c:tx>
+          <c:dLbls>
+            <c:dLblPos val="ctr"/>
+            <c:showLegendKey val="0"/>
+            <c:showVal val="0"/>
+            <c:showCatName val="0"/>
+            <c:showSerName val="0"/>
+            <c:showPercent val="0"/>
+            <c:showBubbleSize val="0"/>
+          </c:dLbls>
           <c:dPt>
             <c:idx val="0"/>
             <c:spPr>
@@ -1119,7 +1154,7 @@
             <c:idx val="1"/>
             <c:spPr>
               <a:solidFill>
-                <a:srgbClr val="c973a0"/>
+                <a:srgbClr val="fcf9e6"/>
               </a:solidFill>
             </c:spPr>
           </c:dPt>
@@ -1181,6 +1216,15 @@
               </c:strCache>
             </c:strRef>
           </c:tx>
+          <c:dLbls>
+            <c:dLblPos val="ctr"/>
+            <c:showLegendKey val="0"/>
+            <c:showVal val="0"/>
+            <c:showCatName val="0"/>
+            <c:showSerName val="0"/>
+            <c:showPercent val="0"/>
+            <c:showBubbleSize val="0"/>
+          </c:dLbls>
           <c:dPt>
             <c:idx val="0"/>
             <c:spPr>
@@ -1201,7 +1245,7 @@
             <c:idx val="2"/>
             <c:spPr>
               <a:solidFill>
-                <a:srgbClr val="03f454"/>
+                <a:srgbClr val="bfbaab"/>
               </a:solidFill>
             </c:spPr>
           </c:dPt>
@@ -1242,12 +1286,12 @@
           </c:val>
         </c:ser>
         <c:dLbls>
-          <c:dLblPos val="inEnd"/>
-          <c:showLegendKey val="1"/>
+          <c:dLblPos val="ctr"/>
+          <c:showLegendKey val="0"/>
           <c:showVal val="0"/>
           <c:showCatName val="0"/>
           <c:showSerName val="0"/>
-          <c:showPercent val="1"/>
+          <c:showPercent val="0"/>
           <c:showBubbleSize val="0"/>
         </c:dLbls>
       </c:pieChart>
@@ -1263,11 +1307,6 @@
   <c:externalData r:id="rId3">
     <c:autoUpdate val="0"/>
   </c:externalData>
-  <c:spPr>
-    <a:ln>
-      <a:noFill/>
-    </a:ln>
-  </c:spPr>
 </c:chartSpace>
 </file>
 
@@ -1408,7 +1447,7 @@
           <a:lstStyle/>
           <a:p>
             <a:pPr>
-              <a:defRPr sz="800"/>
+              <a:defRPr b="0" sz="800"/>
             </a:pPr>
             <a:endParaRPr lang="en-US"/>
           </a:p>
@@ -1427,14 +1466,14 @@
         </c:scaling>
         <c:axPos val="l"/>
         <c:majorGridlines/>
-        <c:numFmt formatCode="General" sourceLinked="1"/>
+        <c:numFmt formatCode="General" sourceLinked="0"/>
         <c:tickLblPos val="nextTo"/>
         <c:txPr>
           <a:bodyPr/>
           <a:lstStyle/>
           <a:p>
             <a:pPr>
-              <a:defRPr sz="600"/>
+              <a:defRPr b="0" sz="600"/>
             </a:pPr>
             <a:endParaRPr lang="en-US"/>
           </a:p>
@@ -1471,16 +1510,27 @@
         <c:ser>
           <c:idx val="0"/>
           <c:order val="0"/>
+          <c:tx>
+            <c:strRef>
+              <c:f>AOPChartSheet_chart5!$B$1</c:f>
+              <c:strCache>
+                <c:ptCount val="1"/>
+                <c:pt idx="0">
+                  <c:v>bubble1</c:v>
+                </c:pt>
+              </c:strCache>
+            </c:strRef>
+          </c:tx>
           <c:spPr>
             <a:solidFill>
-              <a:srgbClr val="ff0000"/>
+              <a:srgbClr val="ff0000">
+                <a:alpha val="100000"/>
+              </a:srgbClr>
             </a:solidFill>
           </c:spPr>
-          <c:tx>
-            <c:v>bubble1</c:v>
-          </c:tx>
           <c:xVal>
             <c:strRef>
+              <c:f>AOPChartSheet_chart5!$A$2:$A$4</c:f>
               <c:strCache>
                 <c:ptCount val="3"/>
                 <c:pt idx="0">
@@ -1497,6 +1547,7 @@
           </c:xVal>
           <c:yVal>
             <c:numRef>
+              <c:f>AOPChartSheet_chart5!$B$2:$B$4</c:f>
               <c:numCache>
                 <c:formatCode>General</c:formatCode>
                 <c:ptCount val="3"/>
@@ -1514,6 +1565,7 @@
           </c:yVal>
           <c:bubbleSize>
             <c:numRef>
+              <c:f>AOPChartSheet_chart5!$C$2:$C$4</c:f>
               <c:numCache>
                 <c:formatCode>General</c:formatCode>
                 <c:ptCount val="3"/>
@@ -1534,16 +1586,27 @@
         <c:ser>
           <c:idx val="1"/>
           <c:order val="1"/>
+          <c:tx>
+            <c:strRef>
+              <c:f>AOPChartSheet_chart5!$F$1</c:f>
+              <c:strCache>
+                <c:ptCount val="1"/>
+                <c:pt idx="0">
+                  <c:v>bubble2</c:v>
+                </c:pt>
+              </c:strCache>
+            </c:strRef>
+          </c:tx>
           <c:spPr>
             <a:solidFill>
-              <a:srgbClr val="0000ff"/>
+              <a:srgbClr val="0000ff">
+                <a:alpha val="100000"/>
+              </a:srgbClr>
             </a:solidFill>
           </c:spPr>
-          <c:tx>
-            <c:v>bubble2</c:v>
-          </c:tx>
           <c:xVal>
             <c:strRef>
+              <c:f>AOPChartSheet_chart5!$E$2:$E$4</c:f>
               <c:strCache>
                 <c:ptCount val="3"/>
                 <c:pt idx="0">
@@ -1560,6 +1623,7 @@
           </c:xVal>
           <c:yVal>
             <c:numRef>
+              <c:f>AOPChartSheet_chart5!$F$2:$F$4</c:f>
               <c:numCache>
                 <c:formatCode>General</c:formatCode>
                 <c:ptCount val="3"/>
@@ -1577,6 +1641,7 @@
           </c:yVal>
           <c:bubbleSize>
             <c:numRef>
+              <c:f>AOPChartSheet_chart5!$G$2:$G$4</c:f>
               <c:numCache>
                 <c:formatCode>General</c:formatCode>
                 <c:ptCount val="3"/>
@@ -1594,21 +1659,12 @@
           </c:bubbleSize>
           <c:bubble3D val="0"/>
         </c:ser>
-        <c:dLbls>
-          <c:dLblPos val="ctr"/>
-          <c:showLegendKey val="0"/>
-          <c:showVal val="0"/>
-          <c:showCatName val="0"/>
-          <c:showSerName val="0"/>
-          <c:showPercent val="0"/>
-          <c:showBubbleSize val="0"/>
-        </c:dLbls>
         <c:bubbleScale val="100"/>
         <c:showNegBubbles val="0"/>
         <c:axId val="142309248"/>
         <c:axId val="142310784"/>
       </c:bubbleChart>
-      <c:valAx>
+      <c:catAx>
         <c:axId val="142309248"/>
         <c:delete val="0"/>
         <c:scaling>
@@ -1621,7 +1677,7 @@
           <a:lstStyle/>
           <a:p>
             <a:pPr>
-              <a:defRPr sz="800"/>
+              <a:defRPr b="0" sz="800"/>
             </a:pPr>
             <a:endParaRPr lang="en-US"/>
           </a:p>
@@ -1631,7 +1687,7 @@
         <c:auto val="1"/>
         <c:lblOffset val="100"/>
         <c:lblAlgn val="ctr"/>
-      </c:valAx>
+      </c:catAx>
       <c:valAx>
         <c:delete val="0"/>
         <c:axId val="142310784"/>
@@ -1640,14 +1696,14 @@
         </c:scaling>
         <c:axPos val="l"/>
         <c:majorGridlines/>
-        <c:numFmt formatCode="General" sourceLinked="1"/>
+        <c:numFmt formatCode="General" sourceLinked="0"/>
         <c:tickLblPos val="nextTo"/>
         <c:txPr>
           <a:bodyPr/>
           <a:lstStyle/>
           <a:p>
             <a:pPr>
-              <a:defRPr sz="600"/>
+              <a:defRPr b="0" sz="600"/>
             </a:pPr>
             <a:endParaRPr lang="en-US"/>
           </a:p>
@@ -1794,15 +1850,7 @@
         <c:marker val="1"/>
         <c:axId val="142309248"/>
         <c:axId val="142310784"/>
-        <c:dLbls>
-          <c:dLblPos val="ctr"/>
-          <c:showLegendKey val="0"/>
-          <c:showVal val="0"/>
-          <c:showCatName val="0"/>
-          <c:showSerName val="0"/>
-          <c:showPercent val="0"/>
-          <c:showBubbleSize val="0"/>
-        </c:dLbls>
+        <c:gapWidth val="75"/>
       </c:barChart>
       <c:lineChart>
         <c:grouping val="standard"/>
@@ -1825,7 +1873,7 @@
             <c:symbol val="square"/>
             <c:spPr>
               <a:solidFill>
-                <a:srgbClr val="39efa3"/>
+                <a:srgbClr val="1dae7c"/>
               </a:solidFill>
               <a:ln>
                 <a:noFill/>
@@ -1887,7 +1935,7 @@
             <c:symbol val="square"/>
             <c:spPr>
               <a:solidFill>
-                <a:srgbClr val="fc3260"/>
+                <a:srgbClr val="70570f"/>
               </a:solidFill>
               <a:ln>
                 <a:noFill/>
@@ -1934,15 +1982,6 @@
         <c:marker val="1"/>
         <c:axId val="142309248"/>
         <c:axId val="142310784"/>
-        <c:dLbls>
-          <c:dLblPos val="ctr"/>
-          <c:showLegendKey val="0"/>
-          <c:showVal val="0"/>
-          <c:showCatName val="0"/>
-          <c:showSerName val="0"/>
-          <c:showPercent val="0"/>
-          <c:showBubbleSize val="0"/>
-        </c:dLbls>
       </c:lineChart>
       <c:barChart>
         <c:barDir val="bar"/>
@@ -2059,15 +2098,7 @@
         <c:marker val="1"/>
         <c:axId val="142310785"/>
         <c:axId val="142310783"/>
-        <c:dLbls>
-          <c:dLblPos val="ctr"/>
-          <c:showLegendKey val="0"/>
-          <c:showVal val="0"/>
-          <c:showCatName val="0"/>
-          <c:showSerName val="0"/>
-          <c:showPercent val="0"/>
-          <c:showBubbleSize val="0"/>
-        </c:dLbls>
+        <c:gapWidth val="75"/>
       </c:barChart>
       <c:catAx>
         <c:axId val="142309248"/>
@@ -2082,7 +2113,502 @@
           <a:lstStyle/>
           <a:p>
             <a:pPr>
-              <a:defRPr sz="800"/>
+              <a:defRPr b="0" sz="800"/>
+            </a:pPr>
+            <a:endParaRPr lang="en-US"/>
+          </a:p>
+        </c:txPr>
+        <c:crossAx val="142310784"/>
+        <c:crosses val="autoZero"/>
+        <c:auto val="1"/>
+        <c:lblOffset val="100"/>
+        <c:lblAlgn val="ctr"/>
+      </c:catAx>
+      <c:valAx>
+        <c:delete val="0"/>
+        <c:axId val="142310784"/>
+        <c:scaling>
+          <c:orientation val="minMax"/>
+        </c:scaling>
+        <c:axPos val="l"/>
+        <c:majorGridlines/>
+        <c:numFmt formatCode="General" sourceLinked="0"/>
+        <c:tickLblPos val="nextTo"/>
+        <c:txPr>
+          <a:bodyPr/>
+          <a:lstStyle/>
+          <a:p>
+            <a:pPr>
+              <a:defRPr b="0" sz="600"/>
+            </a:pPr>
+            <a:endParaRPr lang="en-US"/>
+          </a:p>
+        </c:txPr>
+        <c:crossAx val="142309248"/>
+        <c:crosses val="autoZero"/>
+        <c:crossBetween val="between"/>
+      </c:valAx>
+      <c:valAx>
+        <c:delete val="0"/>
+        <c:axId val="142310783"/>
+        <c:scaling>
+          <c:orientation val="minMax"/>
+        </c:scaling>
+        <c:axPos val="r"/>
+        <c:majorGridlines/>
+        <c:numFmt formatCode="General" sourceLinked="0"/>
+        <c:tickLblPos val="nextTo"/>
+        <c:txPr>
+          <a:bodyPr/>
+          <a:lstStyle/>
+          <a:p>
+            <a:pPr>
+              <a:defRPr b="0"/>
+            </a:pPr>
+            <a:endParaRPr lang="en-US"/>
+          </a:p>
+        </c:txPr>
+        <c:crossAx val="142310785"/>
+        <c:crosses val="max"/>
+        <c:crossBetween val="between"/>
+      </c:valAx>
+      <c:catAx>
+        <c:axId val="142310785"/>
+        <c:delete val="1"/>
+        <c:scaling>
+          <c:orientation val="minMax"/>
+        </c:scaling>
+        <c:axPos val="b"/>
+        <c:tickLblPos val="nextTo"/>
+        <c:txPr>
+          <a:bodyPr/>
+          <a:lstStyle/>
+          <a:p>
+            <a:pPr>
+              <a:defRPr b="0" sz="800"/>
+            </a:pPr>
+            <a:endParaRPr lang="en-US"/>
+          </a:p>
+        </c:txPr>
+        <c:crossAx val="142310783"/>
+        <c:crosses val="autoZero"/>
+        <c:auto val="1"/>
+        <c:lblOffset val="100"/>
+        <c:lblAlgn val="ctr"/>
+      </c:catAx>
+    </c:plotArea>
+    <c:legend>
+      <c:legendPos val="r"/>
+      <c:overlay val="0"/>
+      <c:layout/>
+    </c:legend>
+    <c:plotVisOnly val="1"/>
+    <c:dispBlanksAs val="gap"/>
+  </c:chart>
+  <c:externalData r:id="rId3">
+    <c:autoUpdate val="0"/>
+  </c:externalData>
+</c:chartSpace>
+</file>
+
+<file path=word/charts/chart7.xml><?xml version="1.0" encoding="utf-8"?>
+<c:chartSpace xmlns:a="http://schemas.openxmlformats.org/drawingml/2006/main" xmlns:c="http://schemas.openxmlformats.org/drawingml/2006/chart" xmlns:r="http://schemas.openxmlformats.org/officeDocument/2006/relationships" xmlns:c16r2="http://schemas.microsoft.com/office/drawing/2015/06/chart">
+  <c:date1904 val="0"/>
+  <c:lang val="en-US"/>
+  <c:chart>
+    <c:autoTitleDeleted val="1"/>
+    <c:plotArea>
+      <c:layout/>
+      <c:lineChart>
+        <c:grouping val="stacked"/>
+        <c:varyColors val="0"/>
+        <c:ser>
+          <c:idx val="0"/>
+          <c:order val="0"/>
+          <c:tx>
+            <c:strRef>
+              <c:f>AOPChartSheet_chart7!$B$1</c:f>
+              <c:strCache>
+                <c:ptCount val="1"/>
+                <c:pt idx="0">
+                  <c:v>line1</c:v>
+                </c:pt>
+              </c:strCache>
+            </c:strRef>
+          </c:tx>
+          <c:marker>
+            <c:symbol val="square"/>
+            <c:spPr>
+              <a:solidFill>
+                <a:srgbClr val="0000ff"/>
+              </a:solidFill>
+              <a:ln>
+                <a:noFill/>
+              </a:ln>
+            </c:spPr>
+            <c:size val="8"/>
+          </c:marker>
+          <c:spPr>
+            <a:ln w="72009">
+              <a:solidFill>
+                <a:srgbClr val="0000ff"/>
+              </a:solidFill>
+              <a:prstDash val="sysDashDotDot"/>
+            </a:ln>
+          </c:spPr>
+          <c:cat>
+            <c:strRef>
+              <c:f>AOPChartSheet_chart7!$A$2:$A$8</c:f>
+              <c:strCache>
+                <c:ptCount val="7"/>
+                <c:pt idx="0">
+                  <c:v>Albert Lambert</c:v>
+                </c:pt>
+                <c:pt idx="1">
+                  <c:v>Edward Logan</c:v>
+                </c:pt>
+                <c:pt idx="2">
+                  <c:v>Eugene Bradley</c:v>
+                </c:pt>
+                <c:pt idx="3">
+                  <c:v>Fiorello LaGuardia</c:v>
+                </c:pt>
+                <c:pt idx="4">
+                  <c:v>Frank OHare</c:v>
+                </c:pt>
+                <c:pt idx="5">
+                  <c:v>John Dulles</c:v>
+                </c:pt>
+                <c:pt idx="6">
+                  <c:v>William Hartsfield</c:v>
+                </c:pt>
+              </c:strCache>
+            </c:strRef>
+          </c:cat>
+          <c:val>
+            <c:numRef>
+              <c:f>AOPChartSheet_chart7!$B$2:$B$8</c:f>
+              <c:numCache>
+                <c:formatCode>General</c:formatCode>
+                <c:ptCount val="7"/>
+                <c:pt idx="0">
+                  <c:v>950</c:v>
+                </c:pt>
+                <c:pt idx="1">
+                  <c:v>2420</c:v>
+                </c:pt>
+                <c:pt idx="2">
+                  <c:v>2760</c:v>
+                </c:pt>
+                <c:pt idx="3">
+                  <c:v>1090</c:v>
+                </c:pt>
+                <c:pt idx="4">
+                  <c:v>1060</c:v>
+                </c:pt>
+                <c:pt idx="5">
+                  <c:v>2380</c:v>
+                </c:pt>
+                <c:pt idx="6">
+                  <c:v>2370</c:v>
+                </c:pt>
+              </c:numCache>
+            </c:numRef>
+          </c:val>
+          <c:smooth val="1"/>
+        </c:ser>
+        <c:ser>
+          <c:idx val="1"/>
+          <c:order val="1"/>
+          <c:tx>
+            <c:strRef>
+              <c:f>AOPChartSheet_chart7!$C$1</c:f>
+              <c:strCache>
+                <c:ptCount val="1"/>
+                <c:pt idx="0">
+                  <c:v>line2</c:v>
+                </c:pt>
+              </c:strCache>
+            </c:strRef>
+          </c:tx>
+          <c:marker>
+            <c:symbol val="circle"/>
+            <c:spPr>
+              <a:solidFill>
+                <a:srgbClr val="ff0000"/>
+              </a:solidFill>
+              <a:ln>
+                <a:noFill/>
+              </a:ln>
+            </c:spPr>
+            <c:size val="8"/>
+          </c:marker>
+          <c:spPr>
+            <a:ln w="72009">
+              <a:solidFill>
+                <a:srgbClr val="ff0000"/>
+              </a:solidFill>
+              <a:prstDash val="solid"/>
+            </a:ln>
+          </c:spPr>
+          <c:cat>
+            <c:strRef>
+              <c:f>AOPChartSheet_chart7!$A$2:$A$8</c:f>
+              <c:strCache>
+                <c:ptCount val="7"/>
+                <c:pt idx="0">
+                  <c:v>Albert Lambert</c:v>
+                </c:pt>
+                <c:pt idx="1">
+                  <c:v>Edward Logan</c:v>
+                </c:pt>
+                <c:pt idx="2">
+                  <c:v>Eugene Bradley</c:v>
+                </c:pt>
+                <c:pt idx="3">
+                  <c:v>Fiorello LaGuardia</c:v>
+                </c:pt>
+                <c:pt idx="4">
+                  <c:v>Frank OHare</c:v>
+                </c:pt>
+                <c:pt idx="5">
+                  <c:v>John Dulles</c:v>
+                </c:pt>
+                <c:pt idx="6">
+                  <c:v>William Hartsfield</c:v>
+                </c:pt>
+              </c:strCache>
+            </c:strRef>
+          </c:cat>
+          <c:val>
+            <c:numRef>
+              <c:f>AOPChartSheet_chart7!$C$2:$C$8</c:f>
+              <c:numCache>
+                <c:formatCode>General</c:formatCode>
+                <c:ptCount val="7"/>
+                <c:pt idx="0">
+                  <c:v>1020</c:v>
+                </c:pt>
+                <c:pt idx="1">
+                  <c:v>2300</c:v>
+                </c:pt>
+                <c:pt idx="2">
+                  <c:v>2630</c:v>
+                </c:pt>
+                <c:pt idx="3">
+                  <c:v>980</c:v>
+                </c:pt>
+                <c:pt idx="4">
+                  <c:v>1130</c:v>
+                </c:pt>
+                <c:pt idx="5">
+                  <c:v>2200</c:v>
+                </c:pt>
+                <c:pt idx="6">
+                  <c:v>2440</c:v>
+                </c:pt>
+              </c:numCache>
+            </c:numRef>
+          </c:val>
+          <c:smooth val="1"/>
+        </c:ser>
+        <c:marker val="1"/>
+        <c:axId val="142309248"/>
+        <c:axId val="142310784"/>
+      </c:lineChart>
+      <c:catAx>
+        <c:axId val="142309248"/>
+        <c:delete val="0"/>
+        <c:scaling>
+          <c:orientation val="minMax"/>
+        </c:scaling>
+        <c:axPos val="b"/>
+        <c:tickLblPos val="nextTo"/>
+        <c:txPr>
+          <a:bodyPr/>
+          <a:lstStyle/>
+          <a:p>
+            <a:pPr>
+              <a:defRPr b="0" sz="800"/>
+            </a:pPr>
+            <a:endParaRPr lang="en-US"/>
+          </a:p>
+        </c:txPr>
+        <c:crossAx val="142310784"/>
+        <c:crosses val="autoZero"/>
+        <c:auto val="1"/>
+        <c:lblOffset val="100"/>
+        <c:lblAlgn val="ctr"/>
+      </c:catAx>
+      <c:valAx>
+        <c:delete val="0"/>
+        <c:axId val="142310784"/>
+        <c:scaling>
+          <c:orientation val="minMax"/>
+        </c:scaling>
+        <c:axPos val="l"/>
+        <c:majorGridlines/>
+        <c:numFmt formatCode="General" sourceLinked="0"/>
+        <c:tickLblPos val="nextTo"/>
+        <c:txPr>
+          <a:bodyPr/>
+          <a:lstStyle/>
+          <a:p>
+            <a:pPr>
+              <a:defRPr b="0" sz="600"/>
+            </a:pPr>
+            <a:endParaRPr lang="en-US"/>
+          </a:p>
+        </c:txPr>
+        <c:crossAx val="142309248"/>
+        <c:crosses val="autoZero"/>
+        <c:crossBetween val="between"/>
+      </c:valAx>
+    </c:plotArea>
+    <c:legend>
+      <c:legendPos val="r"/>
+      <c:overlay val="0"/>
+      <c:layout/>
+    </c:legend>
+    <c:plotVisOnly val="1"/>
+    <c:dispBlanksAs val="gap"/>
+  </c:chart>
+  <c:externalData r:id="rId3">
+    <c:autoUpdate val="0"/>
+  </c:externalData>
+</c:chartSpace>
+</file>
+
+<file path=word/charts/chart8.xml><?xml version="1.0" encoding="utf-8"?>
+<c:chartSpace xmlns:a="http://schemas.openxmlformats.org/drawingml/2006/main" xmlns:c="http://schemas.openxmlformats.org/drawingml/2006/chart" xmlns:r="http://schemas.openxmlformats.org/officeDocument/2006/relationships" xmlns:c16r2="http://schemas.microsoft.com/office/drawing/2015/06/chart">
+  <c:date1904 val="0"/>
+  <c:lang val="en-US"/>
+  <c:chart>
+    <c:autoTitleDeleted val="1"/>
+    <c:plotArea>
+      <c:layout/>
+      <c:areaChart>
+        <c:grouping val="stacked"/>
+        <c:varyColors val="0"/>
+        <c:ser>
+          <c:idx val="0"/>
+          <c:order val="0"/>
+          <c:tx>
+            <c:strRef>
+              <c:f>AOPChartSheet_chart8!$B$1</c:f>
+              <c:strCache>
+                <c:ptCount val="1"/>
+                <c:pt idx="0">
+                  <c:v>area1</c:v>
+                </c:pt>
+              </c:strCache>
+            </c:strRef>
+          </c:tx>
+ undefined
+          <c:cat>
+            <c:strRef>
+              <c:f>AOPChartSheet_chart8!$A$2:$A$4</c:f>
+              <c:strCache>
+                <c:ptCount val="3"/>
+                <c:pt idx="0">
+                  <c:v>Albert Lambert</c:v>
+                </c:pt>
+                <c:pt idx="1">
+                  <c:v>Edward Logan</c:v>
+                </c:pt>
+                <c:pt idx="2">
+                  <c:v>Eugene Bradley</c:v>
+                </c:pt>
+              </c:strCache>
+            </c:strRef>
+          </c:cat>
+          <c:val>
+            <c:numRef>
+              <c:f>AOPChartSheet_chart8!$B$2:$B$4</c:f>
+              <c:numCache>
+                <c:formatCode>General</c:formatCode>
+                <c:ptCount val="3"/>
+                <c:pt idx="0">
+                  <c:v>950</c:v>
+                </c:pt>
+                <c:pt idx="1">
+                  <c:v>2420</c:v>
+                </c:pt>
+                <c:pt idx="2">
+                  <c:v>2760</c:v>
+                </c:pt>
+              </c:numCache>
+            </c:numRef>
+          </c:val>
+        </c:ser>
+        <c:ser>
+          <c:idx val="1"/>
+          <c:order val="1"/>
+          <c:tx>
+            <c:strRef>
+              <c:f>AOPChartSheet_chart8!$C$1</c:f>
+              <c:strCache>
+                <c:ptCount val="1"/>
+                <c:pt idx="0">
+                  <c:v>area2</c:v>
+                </c:pt>
+              </c:strCache>
+            </c:strRef>
+          </c:tx>
+ undefined
+          <c:cat>
+            <c:strRef>
+              <c:f>AOPChartSheet_chart8!$A$2:$A$4</c:f>
+              <c:strCache>
+                <c:ptCount val="3"/>
+                <c:pt idx="0">
+                  <c:v>Albert Lambert</c:v>
+                </c:pt>
+                <c:pt idx="1">
+                  <c:v>Edward Logan</c:v>
+                </c:pt>
+                <c:pt idx="2">
+                  <c:v>Eugene Bradley</c:v>
+                </c:pt>
+              </c:strCache>
+            </c:strRef>
+          </c:cat>
+          <c:val>
+            <c:numRef>
+              <c:f>AOPChartSheet_chart8!$C$2:$C$4</c:f>
+              <c:numCache>
+                <c:formatCode>General</c:formatCode>
+                <c:ptCount val="3"/>
+                <c:pt idx="0">
+                  <c:v>1020</c:v>
+                </c:pt>
+                <c:pt idx="1">
+                  <c:v>2300</c:v>
+                </c:pt>
+                <c:pt idx="2">
+                  <c:v>2630</c:v>
+                </c:pt>
+              </c:numCache>
+            </c:numRef>
+          </c:val>
+        </c:ser>
+        <c:axId val="142309248"/>
+        <c:axId val="142310784"/>
+      </c:areaChart>
+      <c:catAx>
+        <c:axId val="142309248"/>
+        <c:delete val="0"/>
+        <c:scaling>
+          <c:orientation val="minMax"/>
+        </c:scaling>
+        <c:axPos val="b"/>
+        <c:tickLblPos val="nextTo"/>
+        <c:txPr>
+          <a:bodyPr/>
+          <a:lstStyle/>
+          <a:p>
+            <a:pPr>
+              <a:defRPr b="0" sz="800"/>
             </a:pPr>
             <a:endParaRPr lang="en-US"/>
           </a:p>
@@ -2108,63 +2634,15 @@
           <a:lstStyle/>
           <a:p>
             <a:pPr>
-              <a:defRPr sz="600"/>
+              <a:defRPr b="0" sz="600"/>
             </a:pPr>
             <a:endParaRPr lang="en-US"/>
           </a:p>
         </c:txPr>
         <c:crossAx val="142309248"/>
         <c:crosses val="autoZero"/>
-        <c:crossBetween val="between"/>
+        <c:crossBetween val="midCat"/>
       </c:valAx>
-      <c:valAx>
-        <c:delete val="0"/>
-        <c:axId val="142310783"/>
-        <c:scaling>
-          <c:orientation val="minMax"/>
-        </c:scaling>
-        <c:axPos val="r"/>
-        <c:majorGridlines/>
-        <c:numFmt formatCode="General" sourceLinked="1"/>
-        <c:tickLblPos val="nextTo"/>
-        <c:txPr>
-          <a:bodyPr/>
-          <a:lstStyle/>
-          <a:p>
-            <a:pPr>
-              <a:defRPr/>
-            </a:pPr>
-            <a:endParaRPr lang="en-US"/>
-          </a:p>
-        </c:txPr>
-        <c:crossAx val="142310785"/>
-        <c:crosses val="max"/>
-        <c:crossBetween val="between"/>
-      </c:valAx>
-      <c:catAx>
-        <c:axId val="142310785"/>
-        <c:delete val="1"/>
-        <c:scaling>
-          <c:orientation val="minMax"/>
-        </c:scaling>
-        <c:axPos val="b"/>
-        <c:tickLblPos val="nextTo"/>
-        <c:txPr>
-          <a:bodyPr/>
-          <a:lstStyle/>
-          <a:p>
-            <a:pPr>
-              <a:defRPr sz="800"/>
-            </a:pPr>
-            <a:endParaRPr lang="en-US"/>
-          </a:p>
-        </c:txPr>
-        <c:crossAx val="142310783"/>
-        <c:crosses val="autoZero"/>
-        <c:auto val="1"/>
-        <c:lblOffset val="100"/>
-        <c:lblAlgn val="ctr"/>
-      </c:catAx>
     </c:plotArea>
     <c:legend>
       <c:legendPos val="r"/>
@@ -2420,6 +2898,86 @@
 </cs:colorStyle>
 </file>
 
+<file path=word/charts/colors_aop_chart7.xml><?xml version="1.0" encoding="utf-8"?>
+<cs:colorStyle xmlns:cs="http://schemas.microsoft.com/office/drawing/2012/chartStyle" xmlns:a="http://schemas.openxmlformats.org/drawingml/2006/main" meth="cycle" id="10">
+  <a:schemeClr val="accent1"/>
+  <a:schemeClr val="accent2"/>
+  <a:schemeClr val="accent3"/>
+  <a:schemeClr val="accent4"/>
+  <a:schemeClr val="accent5"/>
+  <a:schemeClr val="accent6"/>
+  <cs:variation/>
+  <cs:variation>
+    <a:lumMod val="60000"/>
+  </cs:variation>
+  <cs:variation>
+    <a:lumMod val="80000"/>
+    <a:lumOff val="20000"/>
+  </cs:variation>
+  <cs:variation>
+    <a:lumMod val="80000"/>
+  </cs:variation>
+  <cs:variation>
+    <a:lumMod val="60000"/>
+    <a:lumOff val="40000"/>
+  </cs:variation>
+  <cs:variation>
+    <a:lumMod val="50000"/>
+  </cs:variation>
+  <cs:variation>
+    <a:lumMod val="70000"/>
+    <a:lumOff val="30000"/>
+  </cs:variation>
+  <cs:variation>
+    <a:lumMod val="70000"/>
+  </cs:variation>
+  <cs:variation>
+    <a:lumMod val="50000"/>
+    <a:lumOff val="50000"/>
+  </cs:variation>
+</cs:colorStyle>
+</file>
+
+<file path=word/charts/colors_aop_chart8.xml><?xml version="1.0" encoding="utf-8"?>
+<cs:colorStyle xmlns:cs="http://schemas.microsoft.com/office/drawing/2012/chartStyle" xmlns:a="http://schemas.openxmlformats.org/drawingml/2006/main" meth="cycle" id="10">
+  <a:schemeClr val="accent1"/>
+  <a:schemeClr val="accent2"/>
+  <a:schemeClr val="accent3"/>
+  <a:schemeClr val="accent4"/>
+  <a:schemeClr val="accent5"/>
+  <a:schemeClr val="accent6"/>
+  <cs:variation/>
+  <cs:variation>
+    <a:lumMod val="60000"/>
+  </cs:variation>
+  <cs:variation>
+    <a:lumMod val="80000"/>
+    <a:lumOff val="20000"/>
+  </cs:variation>
+  <cs:variation>
+    <a:lumMod val="80000"/>
+  </cs:variation>
+  <cs:variation>
+    <a:lumMod val="60000"/>
+    <a:lumOff val="40000"/>
+  </cs:variation>
+  <cs:variation>
+    <a:lumMod val="50000"/>
+  </cs:variation>
+  <cs:variation>
+    <a:lumMod val="70000"/>
+    <a:lumOff val="30000"/>
+  </cs:variation>
+  <cs:variation>
+    <a:lumMod val="70000"/>
+  </cs:variation>
+  <cs:variation>
+    <a:lumMod val="50000"/>
+    <a:lumOff val="50000"/>
+  </cs:variation>
+</cs:colorStyle>
+</file>
+
 <file path=word/charts/style_aop_chart1.xml><?xml version="1.0" encoding="utf-8"?>
 <cs:chartStyle xmlns:cs="http://schemas.microsoft.com/office/drawing/2012/chartStyle" xmlns:a="http://schemas.openxmlformats.org/drawingml/2006/main" id="201">
   <cs:axisTitle>
@@ -4936,6 +5494,1012 @@
 </file>
 
 <file path=word/charts/style_aop_chart6.xml><?xml version="1.0" encoding="utf-8"?>
+<cs:chartStyle xmlns:cs="http://schemas.microsoft.com/office/drawing/2012/chartStyle" xmlns:a="http://schemas.openxmlformats.org/drawingml/2006/main" id="201">
+  <cs:axisTitle>
+    <cs:lnRef idx="0"/>
+    <cs:fillRef idx="0"/>
+    <cs:effectRef idx="0"/>
+    <cs:fontRef idx="minor">
+      <a:schemeClr val="tx1">
+        <a:lumMod val="65000"/>
+        <a:lumOff val="35000"/>
+      </a:schemeClr>
+    </cs:fontRef>
+    <cs:defRPr sz="1000" kern="1200"/>
+  </cs:axisTitle>
+  <cs:categoryAxis>
+    <cs:lnRef idx="0"/>
+    <cs:fillRef idx="0"/>
+    <cs:effectRef idx="0"/>
+    <cs:fontRef idx="minor">
+      <a:schemeClr val="tx1">
+        <a:lumMod val="65000"/>
+        <a:lumOff val="35000"/>
+      </a:schemeClr>
+    </cs:fontRef>
+    <cs:spPr>
+      <a:ln w="9525" cap="flat" cmpd="sng" algn="ctr">
+        <a:solidFill>
+          <a:schemeClr val="tx1">
+            <a:lumMod val="15000"/>
+            <a:lumOff val="85000"/>
+          </a:schemeClr>
+        </a:solidFill>
+        <a:round/>
+      </a:ln>
+    </cs:spPr>
+    <cs:defRPr sz="900" kern="1200"/>
+  </cs:categoryAxis>
+  <cs:chartArea mods="allowNoFillOverride allowNoLineOverride">
+    <cs:lnRef idx="0"/>
+    <cs:fillRef idx="0"/>
+    <cs:effectRef idx="0"/>
+    <cs:fontRef idx="minor">
+      <a:schemeClr val="tx1"/>
+    </cs:fontRef>
+    <cs:spPr>
+      <a:solidFill>
+        <a:schemeClr val="bg1"/>
+      </a:solidFill>
+      <a:ln w="9525" cap="flat" cmpd="sng" algn="ctr">
+        <a:solidFill>
+          <a:schemeClr val="tx1">
+            <a:lumMod val="15000"/>
+            <a:lumOff val="85000"/>
+          </a:schemeClr>
+        </a:solidFill>
+        <a:round/>
+      </a:ln>
+    </cs:spPr>
+    <cs:defRPr sz="1000" kern="1200"/>
+  </cs:chartArea>
+  <cs:dataLabel>
+    <cs:lnRef idx="0"/>
+    <cs:fillRef idx="0"/>
+    <cs:effectRef idx="0"/>
+    <cs:fontRef idx="minor">
+      <a:schemeClr val="tx1">
+        <a:lumMod val="75000"/>
+        <a:lumOff val="25000"/>
+      </a:schemeClr>
+    </cs:fontRef>
+    <cs:defRPr sz="900" kern="1200"/>
+  </cs:dataLabel>
+  <cs:dataLabelCallout>
+    <cs:lnRef idx="0"/>
+    <cs:fillRef idx="0"/>
+    <cs:effectRef idx="0"/>
+    <cs:fontRef idx="minor">
+      <a:schemeClr val="dk1">
+        <a:lumMod val="65000"/>
+        <a:lumOff val="35000"/>
+      </a:schemeClr>
+    </cs:fontRef>
+    <cs:spPr>
+      <a:solidFill>
+        <a:schemeClr val="lt1"/>
+      </a:solidFill>
+      <a:ln>
+        <a:solidFill>
+          <a:schemeClr val="dk1">
+            <a:lumMod val="25000"/>
+            <a:lumOff val="75000"/>
+          </a:schemeClr>
+        </a:solidFill>
+      </a:ln>
+    </cs:spPr>
+    <cs:defRPr sz="900" kern="1200"/>
+    <cs:bodyPr rot="0" spcFirstLastPara="1" vertOverflow="clip" horzOverflow="clip" vert="horz" wrap="square" lIns="36576" tIns="18288" rIns="36576" bIns="18288" anchor="ctr" anchorCtr="1">
+      <a:spAutoFit/>
+    </cs:bodyPr>
+  </cs:dataLabelCallout>
+  <cs:dataPoint>
+    <cs:lnRef idx="0"/>
+    <cs:fillRef idx="1">
+      <cs:styleClr val="auto"/>
+    </cs:fillRef>
+    <cs:effectRef idx="0"/>
+    <cs:fontRef idx="minor">
+      <a:schemeClr val="tx1"/>
+    </cs:fontRef>
+  </cs:dataPoint>
+  <cs:dataPoint3D>
+    <cs:lnRef idx="0"/>
+    <cs:fillRef idx="1">
+      <cs:styleClr val="auto"/>
+    </cs:fillRef>
+    <cs:effectRef idx="0"/>
+    <cs:fontRef idx="minor">
+      <a:schemeClr val="tx1"/>
+    </cs:fontRef>
+  </cs:dataPoint3D>
+  <cs:dataPointLine>
+    <cs:lnRef idx="0">
+      <cs:styleClr val="auto"/>
+    </cs:lnRef>
+    <cs:fillRef idx="1"/>
+    <cs:effectRef idx="0"/>
+    <cs:fontRef idx="minor">
+      <a:schemeClr val="tx1"/>
+    </cs:fontRef>
+    <cs:spPr>
+      <a:ln w="28575" cap="rnd">
+        <a:solidFill>
+          <a:schemeClr val="phClr"/>
+        </a:solidFill>
+        <a:round/>
+      </a:ln>
+    </cs:spPr>
+  </cs:dataPointLine>
+  <cs:dataPointMarker>
+    <cs:lnRef idx="0">
+      <cs:styleClr val="auto"/>
+    </cs:lnRef>
+    <cs:fillRef idx="1">
+      <cs:styleClr val="auto"/>
+    </cs:fillRef>
+    <cs:effectRef idx="0"/>
+    <cs:fontRef idx="minor">
+      <a:schemeClr val="tx1"/>
+    </cs:fontRef>
+    <cs:spPr>
+      <a:ln w="9525">
+        <a:solidFill>
+          <a:schemeClr val="phClr"/>
+        </a:solidFill>
+      </a:ln>
+    </cs:spPr>
+  </cs:dataPointMarker>
+  <cs:dataPointMarkerLayout symbol="circle" size="5"/>
+  <cs:dataPointWireframe>
+    <cs:lnRef idx="0">
+      <cs:styleClr val="auto"/>
+    </cs:lnRef>
+    <cs:fillRef idx="1"/>
+    <cs:effectRef idx="0"/>
+    <cs:fontRef idx="minor">
+      <a:schemeClr val="tx1"/>
+    </cs:fontRef>
+    <cs:spPr>
+      <a:ln w="9525" cap="rnd">
+        <a:solidFill>
+          <a:schemeClr val="phClr"/>
+        </a:solidFill>
+        <a:round/>
+      </a:ln>
+    </cs:spPr>
+  </cs:dataPointWireframe>
+  <cs:dataTable>
+    <cs:lnRef idx="0"/>
+    <cs:fillRef idx="0"/>
+    <cs:effectRef idx="0"/>
+    <cs:fontRef idx="minor">
+      <a:schemeClr val="tx1">
+        <a:lumMod val="65000"/>
+        <a:lumOff val="35000"/>
+      </a:schemeClr>
+    </cs:fontRef>
+    <cs:spPr>
+      <a:noFill/>
+      <a:ln w="9525" cap="flat" cmpd="sng" algn="ctr">
+        <a:solidFill>
+          <a:schemeClr val="tx1">
+            <a:lumMod val="15000"/>
+            <a:lumOff val="85000"/>
+          </a:schemeClr>
+        </a:solidFill>
+        <a:round/>
+      </a:ln>
+    </cs:spPr>
+    <cs:defRPr sz="900" kern="1200"/>
+  </cs:dataTable>
+  <cs:downBar>
+    <cs:lnRef idx="0"/>
+    <cs:fillRef idx="0"/>
+    <cs:effectRef idx="0"/>
+    <cs:fontRef idx="minor">
+      <a:schemeClr val="dk1"/>
+    </cs:fontRef>
+    <cs:spPr>
+      <a:solidFill>
+        <a:schemeClr val="dk1">
+          <a:lumMod val="65000"/>
+          <a:lumOff val="35000"/>
+        </a:schemeClr>
+      </a:solidFill>
+      <a:ln w="9525">
+        <a:solidFill>
+          <a:schemeClr val="tx1">
+            <a:lumMod val="65000"/>
+            <a:lumOff val="35000"/>
+          </a:schemeClr>
+        </a:solidFill>
+      </a:ln>
+    </cs:spPr>
+  </cs:downBar>
+  <cs:dropLine>
+    <cs:lnRef idx="0"/>
+    <cs:fillRef idx="0"/>
+    <cs:effectRef idx="0"/>
+    <cs:fontRef idx="minor">
+      <a:schemeClr val="tx1"/>
+    </cs:fontRef>
+    <cs:spPr>
+      <a:ln w="9525" cap="flat" cmpd="sng" algn="ctr">
+        <a:solidFill>
+          <a:schemeClr val="tx1">
+            <a:lumMod val="35000"/>
+            <a:lumOff val="65000"/>
+          </a:schemeClr>
+        </a:solidFill>
+        <a:round/>
+      </a:ln>
+    </cs:spPr>
+  </cs:dropLine>
+  <cs:errorBar>
+    <cs:lnRef idx="0"/>
+    <cs:fillRef idx="0"/>
+    <cs:effectRef idx="0"/>
+    <cs:fontRef idx="minor">
+      <a:schemeClr val="tx1"/>
+    </cs:fontRef>
+    <cs:spPr>
+      <a:ln w="9525" cap="flat" cmpd="sng" algn="ctr">
+        <a:solidFill>
+          <a:schemeClr val="tx1">
+            <a:lumMod val="65000"/>
+            <a:lumOff val="35000"/>
+          </a:schemeClr>
+        </a:solidFill>
+        <a:round/>
+      </a:ln>
+    </cs:spPr>
+  </cs:errorBar>
+  <cs:floor>
+    <cs:lnRef idx="0"/>
+    <cs:fillRef idx="0"/>
+    <cs:effectRef idx="0"/>
+    <cs:fontRef idx="minor">
+      <a:schemeClr val="tx1"/>
+    </cs:fontRef>
+    <cs:spPr>
+      <a:noFill/>
+      <a:ln>
+        <a:noFill/>
+      </a:ln>
+    </cs:spPr>
+  </cs:floor>
+  <cs:gridlineMajor>
+    <cs:lnRef idx="0"/>
+    <cs:fillRef idx="0"/>
+    <cs:effectRef idx="0"/>
+    <cs:fontRef idx="minor">
+      <a:schemeClr val="tx1"/>
+    </cs:fontRef>
+    <cs:spPr>
+      <a:ln w="9525" cap="flat" cmpd="sng" algn="ctr">
+        <a:solidFill>
+          <a:schemeClr val="tx1">
+            <a:lumMod val="15000"/>
+            <a:lumOff val="85000"/>
+          </a:schemeClr>
+        </a:solidFill>
+        <a:round/>
+      </a:ln>
+    </cs:spPr>
+  </cs:gridlineMajor>
+  <cs:gridlineMinor>
+    <cs:lnRef idx="0"/>
+    <cs:fillRef idx="0"/>
+    <cs:effectRef idx="0"/>
+    <cs:fontRef idx="minor">
+      <a:schemeClr val="tx1"/>
+    </cs:fontRef>
+    <cs:spPr>
+      <a:ln w="9525" cap="flat" cmpd="sng" algn="ctr">
+        <a:solidFill>
+          <a:schemeClr val="tx1">
+            <a:lumMod val="5000"/>
+            <a:lumOff val="95000"/>
+          </a:schemeClr>
+        </a:solidFill>
+        <a:round/>
+      </a:ln>
+    </cs:spPr>
+  </cs:gridlineMinor>
+  <cs:hiLoLine>
+    <cs:lnRef idx="0"/>
+    <cs:fillRef idx="0"/>
+    <cs:effectRef idx="0"/>
+    <cs:fontRef idx="minor">
+      <a:schemeClr val="tx1"/>
+    </cs:fontRef>
+    <cs:spPr>
+      <a:ln w="9525" cap="flat" cmpd="sng" algn="ctr">
+        <a:solidFill>
+          <a:schemeClr val="tx1">
+            <a:lumMod val="75000"/>
+            <a:lumOff val="25000"/>
+          </a:schemeClr>
+        </a:solidFill>
+        <a:round/>
+      </a:ln>
+    </cs:spPr>
+  </cs:hiLoLine>
+  <cs:leaderLine>
+    <cs:lnRef idx="0"/>
+    <cs:fillRef idx="0"/>
+    <cs:effectRef idx="0"/>
+    <cs:fontRef idx="minor">
+      <a:schemeClr val="tx1"/>
+    </cs:fontRef>
+    <cs:spPr>
+      <a:ln w="9525" cap="flat" cmpd="sng" algn="ctr">
+        <a:solidFill>
+          <a:schemeClr val="tx1">
+            <a:lumMod val="35000"/>
+            <a:lumOff val="65000"/>
+          </a:schemeClr>
+        </a:solidFill>
+        <a:round/>
+      </a:ln>
+    </cs:spPr>
+  </cs:leaderLine>
+  <cs:legend>
+    <cs:lnRef idx="0"/>
+    <cs:fillRef idx="0"/>
+    <cs:effectRef idx="0"/>
+    <cs:fontRef idx="minor">
+      <a:schemeClr val="tx1">
+        <a:lumMod val="65000"/>
+        <a:lumOff val="35000"/>
+      </a:schemeClr>
+    </cs:fontRef>
+    <cs:defRPr sz="900" kern="1200"/>
+  </cs:legend>
+  <cs:plotArea mods="allowNoFillOverride allowNoLineOverride">
+    <cs:lnRef idx="0"/>
+    <cs:fillRef idx="0"/>
+    <cs:effectRef idx="0"/>
+    <cs:fontRef idx="minor">
+      <a:schemeClr val="tx1"/>
+    </cs:fontRef>
+  </cs:plotArea>
+  <cs:plotArea3D mods="allowNoFillOverride allowNoLineOverride">
+    <cs:lnRef idx="0"/>
+    <cs:fillRef idx="0"/>
+    <cs:effectRef idx="0"/>
+    <cs:fontRef idx="minor">
+      <a:schemeClr val="tx1"/>
+    </cs:fontRef>
+  </cs:plotArea3D>
+  <cs:seriesAxis>
+    <cs:lnRef idx="0"/>
+    <cs:fillRef idx="0"/>
+    <cs:effectRef idx="0"/>
+    <cs:fontRef idx="minor">
+      <a:schemeClr val="tx1">
+        <a:lumMod val="65000"/>
+        <a:lumOff val="35000"/>
+      </a:schemeClr>
+    </cs:fontRef>
+    <cs:defRPr sz="900" kern="1200"/>
+  </cs:seriesAxis>
+  <cs:seriesLine>
+    <cs:lnRef idx="0"/>
+    <cs:fillRef idx="0"/>
+    <cs:effectRef idx="0"/>
+    <cs:fontRef idx="minor">
+      <a:schemeClr val="tx1"/>
+    </cs:fontRef>
+    <cs:spPr>
+      <a:ln w="9525" cap="flat" cmpd="sng" algn="ctr">
+        <a:solidFill>
+          <a:schemeClr val="tx1">
+            <a:lumMod val="35000"/>
+            <a:lumOff val="65000"/>
+          </a:schemeClr>
+        </a:solidFill>
+        <a:round/>
+      </a:ln>
+    </cs:spPr>
+  </cs:seriesLine>
+  <cs:title>
+    <cs:lnRef idx="0"/>
+    <cs:fillRef idx="0"/>
+    <cs:effectRef idx="0"/>
+    <cs:fontRef idx="minor">
+      <a:schemeClr val="tx1">
+        <a:lumMod val="65000"/>
+        <a:lumOff val="35000"/>
+      </a:schemeClr>
+    </cs:fontRef>
+    <cs:defRPr sz="1400" b="0" kern="1200" spc="0" baseline="0"/>
+  </cs:title>
+  <cs:trendline>
+    <cs:lnRef idx="0">
+      <cs:styleClr val="auto"/>
+    </cs:lnRef>
+    <cs:fillRef idx="0"/>
+    <cs:effectRef idx="0"/>
+    <cs:fontRef idx="minor">
+      <a:schemeClr val="tx1"/>
+    </cs:fontRef>
+    <cs:spPr>
+      <a:ln w="19050" cap="rnd">
+        <a:solidFill>
+          <a:schemeClr val="phClr"/>
+        </a:solidFill>
+        <a:prstDash val="sysDot"/>
+      </a:ln>
+    </cs:spPr>
+  </cs:trendline>
+  <cs:trendlineLabel>
+    <cs:lnRef idx="0"/>
+    <cs:fillRef idx="0"/>
+    <cs:effectRef idx="0"/>
+    <cs:fontRef idx="minor">
+      <a:schemeClr val="tx1">
+        <a:lumMod val="65000"/>
+        <a:lumOff val="35000"/>
+      </a:schemeClr>
+    </cs:fontRef>
+    <cs:defRPr sz="900" kern="1200"/>
+  </cs:trendlineLabel>
+  <cs:upBar>
+    <cs:lnRef idx="0"/>
+    <cs:fillRef idx="0"/>
+    <cs:effectRef idx="0"/>
+    <cs:fontRef idx="minor">
+      <a:schemeClr val="dk1"/>
+    </cs:fontRef>
+    <cs:spPr>
+      <a:solidFill>
+        <a:schemeClr val="lt1"/>
+      </a:solidFill>
+      <a:ln w="9525">
+        <a:solidFill>
+          <a:schemeClr val="tx1">
+            <a:lumMod val="15000"/>
+            <a:lumOff val="85000"/>
+          </a:schemeClr>
+        </a:solidFill>
+      </a:ln>
+    </cs:spPr>
+  </cs:upBar>
+  <cs:valueAxis>
+    <cs:lnRef idx="0"/>
+    <cs:fillRef idx="0"/>
+    <cs:effectRef idx="0"/>
+    <cs:fontRef idx="minor">
+      <a:schemeClr val="tx1">
+        <a:lumMod val="65000"/>
+        <a:lumOff val="35000"/>
+      </a:schemeClr>
+    </cs:fontRef>
+    <cs:defRPr sz="900" kern="1200"/>
+  </cs:valueAxis>
+  <cs:wall>
+    <cs:lnRef idx="0"/>
+    <cs:fillRef idx="0"/>
+    <cs:effectRef idx="0"/>
+    <cs:fontRef idx="minor">
+      <a:schemeClr val="tx1"/>
+    </cs:fontRef>
+    <cs:spPr>
+      <a:noFill/>
+      <a:ln>
+        <a:noFill/>
+      </a:ln>
+    </cs:spPr>
+  </cs:wall>
+</cs:chartStyle>
+</file>
+
+<file path=word/charts/style_aop_chart7.xml><?xml version="1.0" encoding="utf-8"?>
+<cs:chartStyle xmlns:cs="http://schemas.microsoft.com/office/drawing/2012/chartStyle" xmlns:a="http://schemas.openxmlformats.org/drawingml/2006/main" id="201">
+  <cs:axisTitle>
+    <cs:lnRef idx="0"/>
+    <cs:fillRef idx="0"/>
+    <cs:effectRef idx="0"/>
+    <cs:fontRef idx="minor">
+      <a:schemeClr val="tx1">
+        <a:lumMod val="65000"/>
+        <a:lumOff val="35000"/>
+      </a:schemeClr>
+    </cs:fontRef>
+    <cs:defRPr sz="1000" kern="1200"/>
+  </cs:axisTitle>
+  <cs:categoryAxis>
+    <cs:lnRef idx="0"/>
+    <cs:fillRef idx="0"/>
+    <cs:effectRef idx="0"/>
+    <cs:fontRef idx="minor">
+      <a:schemeClr val="tx1">
+        <a:lumMod val="65000"/>
+        <a:lumOff val="35000"/>
+      </a:schemeClr>
+    </cs:fontRef>
+    <cs:spPr>
+      <a:ln w="9525" cap="flat" cmpd="sng" algn="ctr">
+        <a:solidFill>
+          <a:schemeClr val="tx1">
+            <a:lumMod val="15000"/>
+            <a:lumOff val="85000"/>
+          </a:schemeClr>
+        </a:solidFill>
+        <a:round/>
+      </a:ln>
+    </cs:spPr>
+    <cs:defRPr sz="900" kern="1200"/>
+  </cs:categoryAxis>
+  <cs:chartArea mods="allowNoFillOverride allowNoLineOverride">
+    <cs:lnRef idx="0"/>
+    <cs:fillRef idx="0"/>
+    <cs:effectRef idx="0"/>
+    <cs:fontRef idx="minor">
+      <a:schemeClr val="tx1"/>
+    </cs:fontRef>
+    <cs:spPr>
+      <a:solidFill>
+        <a:schemeClr val="bg1"/>
+      </a:solidFill>
+      <a:ln w="9525" cap="flat" cmpd="sng" algn="ctr">
+        <a:solidFill>
+          <a:schemeClr val="tx1">
+            <a:lumMod val="15000"/>
+            <a:lumOff val="85000"/>
+          </a:schemeClr>
+        </a:solidFill>
+        <a:round/>
+      </a:ln>
+    </cs:spPr>
+    <cs:defRPr sz="1000" kern="1200"/>
+  </cs:chartArea>
+  <cs:dataLabel>
+    <cs:lnRef idx="0"/>
+    <cs:fillRef idx="0"/>
+    <cs:effectRef idx="0"/>
+    <cs:fontRef idx="minor">
+      <a:schemeClr val="tx1">
+        <a:lumMod val="75000"/>
+        <a:lumOff val="25000"/>
+      </a:schemeClr>
+    </cs:fontRef>
+    <cs:defRPr sz="900" kern="1200"/>
+  </cs:dataLabel>
+  <cs:dataLabelCallout>
+    <cs:lnRef idx="0"/>
+    <cs:fillRef idx="0"/>
+    <cs:effectRef idx="0"/>
+    <cs:fontRef idx="minor">
+      <a:schemeClr val="dk1">
+        <a:lumMod val="65000"/>
+        <a:lumOff val="35000"/>
+      </a:schemeClr>
+    </cs:fontRef>
+    <cs:spPr>
+      <a:solidFill>
+        <a:schemeClr val="lt1"/>
+      </a:solidFill>
+      <a:ln>
+        <a:solidFill>
+          <a:schemeClr val="dk1">
+            <a:lumMod val="25000"/>
+            <a:lumOff val="75000"/>
+          </a:schemeClr>
+        </a:solidFill>
+      </a:ln>
+    </cs:spPr>
+    <cs:defRPr sz="900" kern="1200"/>
+    <cs:bodyPr rot="0" spcFirstLastPara="1" vertOverflow="clip" horzOverflow="clip" vert="horz" wrap="square" lIns="36576" tIns="18288" rIns="36576" bIns="18288" anchor="ctr" anchorCtr="1">
+      <a:spAutoFit/>
+    </cs:bodyPr>
+  </cs:dataLabelCallout>
+  <cs:dataPoint>
+    <cs:lnRef idx="0"/>
+    <cs:fillRef idx="1">
+      <cs:styleClr val="auto"/>
+    </cs:fillRef>
+    <cs:effectRef idx="0"/>
+    <cs:fontRef idx="minor">
+      <a:schemeClr val="tx1"/>
+    </cs:fontRef>
+  </cs:dataPoint>
+  <cs:dataPoint3D>
+    <cs:lnRef idx="0"/>
+    <cs:fillRef idx="1">
+      <cs:styleClr val="auto"/>
+    </cs:fillRef>
+    <cs:effectRef idx="0"/>
+    <cs:fontRef idx="minor">
+      <a:schemeClr val="tx1"/>
+    </cs:fontRef>
+  </cs:dataPoint3D>
+  <cs:dataPointLine>
+    <cs:lnRef idx="0">
+      <cs:styleClr val="auto"/>
+    </cs:lnRef>
+    <cs:fillRef idx="1"/>
+    <cs:effectRef idx="0"/>
+    <cs:fontRef idx="minor">
+      <a:schemeClr val="tx1"/>
+    </cs:fontRef>
+    <cs:spPr>
+      <a:ln w="28575" cap="rnd">
+        <a:solidFill>
+          <a:schemeClr val="phClr"/>
+        </a:solidFill>
+        <a:round/>
+      </a:ln>
+    </cs:spPr>
+  </cs:dataPointLine>
+  <cs:dataPointMarker>
+    <cs:lnRef idx="0">
+      <cs:styleClr val="auto"/>
+    </cs:lnRef>
+    <cs:fillRef idx="1">
+      <cs:styleClr val="auto"/>
+    </cs:fillRef>
+    <cs:effectRef idx="0"/>
+    <cs:fontRef idx="minor">
+      <a:schemeClr val="tx1"/>
+    </cs:fontRef>
+    <cs:spPr>
+      <a:ln w="9525">
+        <a:solidFill>
+          <a:schemeClr val="phClr"/>
+        </a:solidFill>
+      </a:ln>
+    </cs:spPr>
+  </cs:dataPointMarker>
+  <cs:dataPointMarkerLayout symbol="circle" size="5"/>
+  <cs:dataPointWireframe>
+    <cs:lnRef idx="0">
+      <cs:styleClr val="auto"/>
+    </cs:lnRef>
+    <cs:fillRef idx="1"/>
+    <cs:effectRef idx="0"/>
+    <cs:fontRef idx="minor">
+      <a:schemeClr val="tx1"/>
+    </cs:fontRef>
+    <cs:spPr>
+      <a:ln w="9525" cap="rnd">
+        <a:solidFill>
+          <a:schemeClr val="phClr"/>
+        </a:solidFill>
+        <a:round/>
+      </a:ln>
+    </cs:spPr>
+  </cs:dataPointWireframe>
+  <cs:dataTable>
+    <cs:lnRef idx="0"/>
+    <cs:fillRef idx="0"/>
+    <cs:effectRef idx="0"/>
+    <cs:fontRef idx="minor">
+      <a:schemeClr val="tx1">
+        <a:lumMod val="65000"/>
+        <a:lumOff val="35000"/>
+      </a:schemeClr>
+    </cs:fontRef>
+    <cs:spPr>
+      <a:noFill/>
+      <a:ln w="9525" cap="flat" cmpd="sng" algn="ctr">
+        <a:solidFill>
+          <a:schemeClr val="tx1">
+            <a:lumMod val="15000"/>
+            <a:lumOff val="85000"/>
+          </a:schemeClr>
+        </a:solidFill>
+        <a:round/>
+      </a:ln>
+    </cs:spPr>
+    <cs:defRPr sz="900" kern="1200"/>
+  </cs:dataTable>
+  <cs:downBar>
+    <cs:lnRef idx="0"/>
+    <cs:fillRef idx="0"/>
+    <cs:effectRef idx="0"/>
+    <cs:fontRef idx="minor">
+      <a:schemeClr val="dk1"/>
+    </cs:fontRef>
+    <cs:spPr>
+      <a:solidFill>
+        <a:schemeClr val="dk1">
+          <a:lumMod val="65000"/>
+          <a:lumOff val="35000"/>
+        </a:schemeClr>
+      </a:solidFill>
+      <a:ln w="9525">
+        <a:solidFill>
+          <a:schemeClr val="tx1">
+            <a:lumMod val="65000"/>
+            <a:lumOff val="35000"/>
+          </a:schemeClr>
+        </a:solidFill>
+      </a:ln>
+    </cs:spPr>
+  </cs:downBar>
+  <cs:dropLine>
+    <cs:lnRef idx="0"/>
+    <cs:fillRef idx="0"/>
+    <cs:effectRef idx="0"/>
+    <cs:fontRef idx="minor">
+      <a:schemeClr val="tx1"/>
+    </cs:fontRef>
+    <cs:spPr>
+      <a:ln w="9525" cap="flat" cmpd="sng" algn="ctr">
+        <a:solidFill>
+          <a:schemeClr val="tx1">
+            <a:lumMod val="35000"/>
+            <a:lumOff val="65000"/>
+          </a:schemeClr>
+        </a:solidFill>
+        <a:round/>
+      </a:ln>
+    </cs:spPr>
+  </cs:dropLine>
+  <cs:errorBar>
+    <cs:lnRef idx="0"/>
+    <cs:fillRef idx="0"/>
+    <cs:effectRef idx="0"/>
+    <cs:fontRef idx="minor">
+      <a:schemeClr val="tx1"/>
+    </cs:fontRef>
+    <cs:spPr>
+      <a:ln w="9525" cap="flat" cmpd="sng" algn="ctr">
+        <a:solidFill>
+          <a:schemeClr val="tx1">
+            <a:lumMod val="65000"/>
+            <a:lumOff val="35000"/>
+          </a:schemeClr>
+        </a:solidFill>
+        <a:round/>
+      </a:ln>
+    </cs:spPr>
+  </cs:errorBar>
+  <cs:floor>
+    <cs:lnRef idx="0"/>
+    <cs:fillRef idx="0"/>
+    <cs:effectRef idx="0"/>
+    <cs:fontRef idx="minor">
+      <a:schemeClr val="tx1"/>
+    </cs:fontRef>
+    <cs:spPr>
+      <a:noFill/>
+      <a:ln>
+        <a:noFill/>
+      </a:ln>
+    </cs:spPr>
+  </cs:floor>
+  <cs:gridlineMajor>
+    <cs:lnRef idx="0"/>
+    <cs:fillRef idx="0"/>
+    <cs:effectRef idx="0"/>
+    <cs:fontRef idx="minor">
+      <a:schemeClr val="tx1"/>
+    </cs:fontRef>
+    <cs:spPr>
+      <a:ln w="9525" cap="flat" cmpd="sng" algn="ctr">
+        <a:solidFill>
+          <a:schemeClr val="tx1">
+            <a:lumMod val="15000"/>
+            <a:lumOff val="85000"/>
+          </a:schemeClr>
+        </a:solidFill>
+        <a:round/>
+      </a:ln>
+    </cs:spPr>
+  </cs:gridlineMajor>
+  <cs:gridlineMinor>
+    <cs:lnRef idx="0"/>
+    <cs:fillRef idx="0"/>
+    <cs:effectRef idx="0"/>
+    <cs:fontRef idx="minor">
+      <a:schemeClr val="tx1"/>
+    </cs:fontRef>
+    <cs:spPr>
+      <a:ln w="9525" cap="flat" cmpd="sng" algn="ctr">
+        <a:solidFill>
+          <a:schemeClr val="tx1">
+            <a:lumMod val="5000"/>
+            <a:lumOff val="95000"/>
+          </a:schemeClr>
+        </a:solidFill>
+        <a:round/>
+      </a:ln>
+    </cs:spPr>
+  </cs:gridlineMinor>
+  <cs:hiLoLine>
+    <cs:lnRef idx="0"/>
+    <cs:fillRef idx="0"/>
+    <cs:effectRef idx="0"/>
+    <cs:fontRef idx="minor">
+      <a:schemeClr val="tx1"/>
+    </cs:fontRef>
+    <cs:spPr>
+      <a:ln w="9525" cap="flat" cmpd="sng" algn="ctr">
+        <a:solidFill>
+          <a:schemeClr val="tx1">
+            <a:lumMod val="75000"/>
+            <a:lumOff val="25000"/>
+          </a:schemeClr>
+        </a:solidFill>
+        <a:round/>
+      </a:ln>
+    </cs:spPr>
+  </cs:hiLoLine>
+  <cs:leaderLine>
+    <cs:lnRef idx="0"/>
+    <cs:fillRef idx="0"/>
+    <cs:effectRef idx="0"/>
+    <cs:fontRef idx="minor">
+      <a:schemeClr val="tx1"/>
+    </cs:fontRef>
+    <cs:spPr>
+      <a:ln w="9525" cap="flat" cmpd="sng" algn="ctr">
+        <a:solidFill>
+          <a:schemeClr val="tx1">
+            <a:lumMod val="35000"/>
+            <a:lumOff val="65000"/>
+          </a:schemeClr>
+        </a:solidFill>
+        <a:round/>
+      </a:ln>
+    </cs:spPr>
+  </cs:leaderLine>
+  <cs:legend>
+    <cs:lnRef idx="0"/>
+    <cs:fillRef idx="0"/>
+    <cs:effectRef idx="0"/>
+    <cs:fontRef idx="minor">
+      <a:schemeClr val="tx1">
+        <a:lumMod val="65000"/>
+        <a:lumOff val="35000"/>
+      </a:schemeClr>
+    </cs:fontRef>
+    <cs:defRPr sz="900" kern="1200"/>
+  </cs:legend>
+  <cs:plotArea mods="allowNoFillOverride allowNoLineOverride">
+    <cs:lnRef idx="0"/>
+    <cs:fillRef idx="0"/>
+    <cs:effectRef idx="0"/>
+    <cs:fontRef idx="minor">
+      <a:schemeClr val="tx1"/>
+    </cs:fontRef>
+  </cs:plotArea>
+  <cs:plotArea3D mods="allowNoFillOverride allowNoLineOverride">
+    <cs:lnRef idx="0"/>
+    <cs:fillRef idx="0"/>
+    <cs:effectRef idx="0"/>
+    <cs:fontRef idx="minor">
+      <a:schemeClr val="tx1"/>
+    </cs:fontRef>
+  </cs:plotArea3D>
+  <cs:seriesAxis>
+    <cs:lnRef idx="0"/>
+    <cs:fillRef idx="0"/>
+    <cs:effectRef idx="0"/>
+    <cs:fontRef idx="minor">
+      <a:schemeClr val="tx1">
+        <a:lumMod val="65000"/>
+        <a:lumOff val="35000"/>
+      </a:schemeClr>
+    </cs:fontRef>
+    <cs:defRPr sz="900" kern="1200"/>
+  </cs:seriesAxis>
+  <cs:seriesLine>
+    <cs:lnRef idx="0"/>
+    <cs:fillRef idx="0"/>
+    <cs:effectRef idx="0"/>
+    <cs:fontRef idx="minor">
+      <a:schemeClr val="tx1"/>
+    </cs:fontRef>
+    <cs:spPr>
+      <a:ln w="9525" cap="flat" cmpd="sng" algn="ctr">
+        <a:solidFill>
+          <a:schemeClr val="tx1">
+            <a:lumMod val="35000"/>
+            <a:lumOff val="65000"/>
+          </a:schemeClr>
+        </a:solidFill>
+        <a:round/>
+      </a:ln>
+    </cs:spPr>
+  </cs:seriesLine>
+  <cs:title>
+    <cs:lnRef idx="0"/>
+    <cs:fillRef idx="0"/>
+    <cs:effectRef idx="0"/>
+    <cs:fontRef idx="minor">
+      <a:schemeClr val="tx1">
+        <a:lumMod val="65000"/>
+        <a:lumOff val="35000"/>
+      </a:schemeClr>
+    </cs:fontRef>
+    <cs:defRPr sz="1400" b="0" kern="1200" spc="0" baseline="0"/>
+  </cs:title>
+  <cs:trendline>
+    <cs:lnRef idx="0">
+      <cs:styleClr val="auto"/>
+    </cs:lnRef>
+    <cs:fillRef idx="0"/>
+    <cs:effectRef idx="0"/>
+    <cs:fontRef idx="minor">
+      <a:schemeClr val="tx1"/>
+    </cs:fontRef>
+    <cs:spPr>
+      <a:ln w="19050" cap="rnd">
+        <a:solidFill>
+          <a:schemeClr val="phClr"/>
+        </a:solidFill>
+        <a:prstDash val="sysDot"/>
+      </a:ln>
+    </cs:spPr>
+  </cs:trendline>
+  <cs:trendlineLabel>
+    <cs:lnRef idx="0"/>
+    <cs:fillRef idx="0"/>
+    <cs:effectRef idx="0"/>
+    <cs:fontRef idx="minor">
+      <a:schemeClr val="tx1">
+        <a:lumMod val="65000"/>
+        <a:lumOff val="35000"/>
+      </a:schemeClr>
+    </cs:fontRef>
+    <cs:defRPr sz="900" kern="1200"/>
+  </cs:trendlineLabel>
+  <cs:upBar>
+    <cs:lnRef idx="0"/>
+    <cs:fillRef idx="0"/>
+    <cs:effectRef idx="0"/>
+    <cs:fontRef idx="minor">
+      <a:schemeClr val="dk1"/>
+    </cs:fontRef>
+    <cs:spPr>
+      <a:solidFill>
+        <a:schemeClr val="lt1"/>
+      </a:solidFill>
+      <a:ln w="9525">
+        <a:solidFill>
+          <a:schemeClr val="tx1">
+            <a:lumMod val="15000"/>
+            <a:lumOff val="85000"/>
+          </a:schemeClr>
+        </a:solidFill>
+      </a:ln>
+    </cs:spPr>
+  </cs:upBar>
+  <cs:valueAxis>
+    <cs:lnRef idx="0"/>
+    <cs:fillRef idx="0"/>
+    <cs:effectRef idx="0"/>
+    <cs:fontRef idx="minor">
+      <a:schemeClr val="tx1">
+        <a:lumMod val="65000"/>
+        <a:lumOff val="35000"/>
+      </a:schemeClr>
+    </cs:fontRef>
+    <cs:defRPr sz="900" kern="1200"/>
+  </cs:valueAxis>
+  <cs:wall>
+    <cs:lnRef idx="0"/>
+    <cs:fillRef idx="0"/>
+    <cs:effectRef idx="0"/>
+    <cs:fontRef idx="minor">
+      <a:schemeClr val="tx1"/>
+    </cs:fontRef>
+    <cs:spPr>
+      <a:noFill/>
+      <a:ln>
+        <a:noFill/>
+      </a:ln>
+    </cs:spPr>
+  </cs:wall>
+</cs:chartStyle>
+</file>
+
+<file path=word/charts/style_aop_chart8.xml><?xml version="1.0" encoding="utf-8"?>
 <cs:chartStyle xmlns:cs="http://schemas.microsoft.com/office/drawing/2012/chartStyle" xmlns:a="http://schemas.openxmlformats.org/drawingml/2006/main" id="201">
   <cs:axisTitle>
     <cs:lnRef idx="0"/>
